--- a/ru/wisdom-stories/hot-bread.docx
+++ b/ru/wisdom-stories/hot-bread.docx
@@ -74,7 +74,7 @@
     </w:p>
     <w:p>
       <w:r>
-        <w:t>— Да будет доволен тобой Бог, сын мой.</w:t>
+        <w:t>— Да будет доволен тобой Аллах, сын мой.</w:t>
       </w:r>
     </w:p>
     <w:p>
@@ -114,7 +114,7 @@
     </w:p>
     <w:p>
       <w:r>
-        <w:t>— Да примет его Бог, сын мой. Да будет доволен им Бог.</w:t>
+        <w:t>— Да примет его Аллах, сын мой. Да будет доволен им Аллах.</w:t>
       </w:r>
     </w:p>
     <w:p>
@@ -139,7 +139,7 @@
     </w:p>
     <w:p>
       <w:r>
-        <w:t>— Да примет это Бог, дочь моя. — Аминь, дядя!</w:t>
+        <w:t>— Да примет это Аллах, дочь моя. — Аминь, дядя!</w:t>
       </w:r>
     </w:p>
     <w:p>
@@ -189,7 +189,7 @@
     </w:p>
     <w:p>
       <w:r>
-        <w:t>— Бог дал тебе их, дочка.</w:t>
+        <w:t>— Аллах дал тебе их, дочка.</w:t>
       </w:r>
     </w:p>
     <w:p>
@@ -219,7 +219,7 @@
     </w:p>
     <w:p>
       <w:r>
-        <w:t>— Да, было очень вкусно, слава Богу. Пусть Бог примет это. Халва тоже была очень вкусной.</w:t>
+        <w:t>— Да, было очень вкусно, слава Аллаху. Пусть Аллах примет это. Халва тоже была очень вкусной.</w:t>
       </w:r>
     </w:p>
     <w:p>
@@ -244,7 +244,7 @@
     </w:p>
     <w:p>
       <w:r>
-        <w:t>— Вчера в это время я уже молился. Просил у Бога тёплого сыра и хлеба. Смотри — сегодня пришло. Теперь пойду помолюсь, чтобы Он послал деньги на лечение твоих зубов. Зубы у тебя испортились, и ты ими очень тяжело жуёшь.</w:t>
+        <w:t>— Вчера в это время я уже молился. Просил у Аллаха тёплого сыра и хлеба. Смотри — сегодня пришло. Теперь пойду помолюсь, чтобы Он послал деньги на лечение твоих зубов. Зубы у тебя испортились, и ты ими очень тяжело жуёшь.</w:t>
       </w:r>
     </w:p>
     <w:p>
@@ -279,7 +279,7 @@
     </w:p>
     <w:p>
       <w:r>
-        <w:t>— Всё, что было на сердце у нашего внука, Господь послал, жена. Только взгляни на эти деньги — до праздника мы оба сможем починить зубы. Слава Богу!</w:t>
+        <w:t>— Всё, что было на сердце у нашего внука, Господь послал, жена. Только взгляни на эти деньги — до праздника мы оба сможем починить зубы. Слава Аллаху!</w:t>
       </w:r>
     </w:p>
     <w:p>
